--- a/results/table_03_main_sales_results.docx
+++ b/results/table_03_main_sales_results.docx
@@ -5,16 +5,16 @@
     <w:tbl>
       <w:tblPr>
         <w:tblStyle w:val="Table"/>
-        <w:tblW w:type="pct" w:w="4862"/>
+        <w:tblW w:type="pct" w:w="4880"/>
         <w:tblLayout w:type="fixed"/>
         <w:tblLook w:firstRow="1" w:lastRow="1" w:firstColumn="0" w:lastColumn="0" w:noHBand="0" w:noVBand="0" w:val="0020"/>
       </w:tblPr>
       <w:tblGrid>
-        <w:gridCol w:w="2543"/>
-        <w:gridCol w:w="1235"/>
-        <w:gridCol w:w="1089"/>
-        <w:gridCol w:w="1598"/>
-        <w:gridCol w:w="1235"/>
+        <w:gridCol w:w="2217"/>
+        <w:gridCol w:w="1330"/>
+        <w:gridCol w:w="1203"/>
+        <w:gridCol w:w="1647"/>
+        <w:gridCol w:w="1330"/>
       </w:tblGrid>
       <w:tr>
         <w:trPr>
@@ -36,43 +36,43 @@
               <w:jc w:val="left"/>
             </w:pPr>
             <w:r>
-              <w:t xml:space="preserve">Index baseline</w:t>
-            </w:r>
-          </w:p>
-        </w:tc>
-        <w:tc>
-          <w:tcPr/>
-          <w:p>
-            <w:pPr>
-              <w:pStyle w:val="Compact"/>
-              <w:jc w:val="left"/>
-            </w:pPr>
-            <w:r>
-              <w:t xml:space="preserve">Index + size</w:t>
-            </w:r>
-          </w:p>
-        </w:tc>
-        <w:tc>
-          <w:tcPr/>
-          <w:p>
-            <w:pPr>
-              <w:pStyle w:val="Compact"/>
-              <w:jc w:val="left"/>
-            </w:pPr>
-            <w:r>
-              <w:t xml:space="preserve">Index full controls</w:t>
-            </w:r>
-          </w:p>
-        </w:tc>
-        <w:tc>
-          <w:tcPr/>
-          <w:p>
-            <w:pPr>
-              <w:pStyle w:val="Compact"/>
-              <w:jc w:val="left"/>
-            </w:pPr>
-            <w:r>
-              <w:t xml:space="preserve">Index terciles</w:t>
+              <w:t xml:space="preserve">PCA index baseline</w:t>
+            </w:r>
+          </w:p>
+        </w:tc>
+        <w:tc>
+          <w:tcPr/>
+          <w:p>
+            <w:pPr>
+              <w:pStyle w:val="Compact"/>
+              <w:jc w:val="left"/>
+            </w:pPr>
+            <w:r>
+              <w:t xml:space="preserve">PCA index + size</w:t>
+            </w:r>
+          </w:p>
+        </w:tc>
+        <w:tc>
+          <w:tcPr/>
+          <w:p>
+            <w:pPr>
+              <w:pStyle w:val="Compact"/>
+              <w:jc w:val="left"/>
+            </w:pPr>
+            <w:r>
+              <w:t xml:space="preserve">PCA index full controls</w:t>
+            </w:r>
+          </w:p>
+        </w:tc>
+        <w:tc>
+          <w:tcPr/>
+          <w:p>
+            <w:pPr>
+              <w:pStyle w:val="Compact"/>
+              <w:jc w:val="left"/>
+            </w:pPr>
+            <w:r>
+              <w:t xml:space="preserve">PCA index terciles</w:t>
             </w:r>
           </w:p>
         </w:tc>
@@ -98,31 +98,31 @@
               <w:jc w:val="left"/>
             </w:pPr>
             <w:r>
-              <w:t xml:space="preserve">-0.027</w:t>
-            </w:r>
-          </w:p>
-        </w:tc>
-        <w:tc>
-          <w:tcPr/>
-          <w:p>
-            <w:pPr>
-              <w:pStyle w:val="Compact"/>
-              <w:jc w:val="left"/>
-            </w:pPr>
-            <w:r>
-              <w:t xml:space="preserve">0.070</w:t>
-            </w:r>
-          </w:p>
-        </w:tc>
-        <w:tc>
-          <w:tcPr/>
-          <w:p>
-            <w:pPr>
-              <w:pStyle w:val="Compact"/>
-              <w:jc w:val="left"/>
-            </w:pPr>
-            <w:r>
-              <w:t xml:space="preserve">0.032</w:t>
+              <w:t xml:space="preserve">-0.036</w:t>
+            </w:r>
+          </w:p>
+        </w:tc>
+        <w:tc>
+          <w:tcPr/>
+          <w:p>
+            <w:pPr>
+              <w:pStyle w:val="Compact"/>
+              <w:jc w:val="left"/>
+            </w:pPr>
+            <w:r>
+              <w:t xml:space="preserve">0.074</w:t>
+            </w:r>
+          </w:p>
+        </w:tc>
+        <w:tc>
+          <w:tcPr/>
+          <w:p>
+            <w:pPr>
+              <w:pStyle w:val="Compact"/>
+              <w:jc w:val="left"/>
+            </w:pPr>
+            <w:r>
+              <w:t xml:space="preserve">0.026</w:t>
             </w:r>
           </w:p>
         </w:tc>
@@ -152,31 +152,31 @@
               <w:jc w:val="left"/>
             </w:pPr>
             <w:r>
-              <w:t xml:space="preserve">(0.141)</w:t>
-            </w:r>
-          </w:p>
-        </w:tc>
-        <w:tc>
-          <w:tcPr/>
-          <w:p>
-            <w:pPr>
-              <w:pStyle w:val="Compact"/>
-              <w:jc w:val="left"/>
-            </w:pPr>
-            <w:r>
-              <w:t xml:space="preserve">(0.059)</w:t>
-            </w:r>
-          </w:p>
-        </w:tc>
-        <w:tc>
-          <w:tcPr/>
-          <w:p>
-            <w:pPr>
-              <w:pStyle w:val="Compact"/>
-              <w:jc w:val="left"/>
-            </w:pPr>
-            <w:r>
-              <w:t xml:space="preserve">(0.050)</w:t>
+              <w:t xml:space="preserve">(0.150)</w:t>
+            </w:r>
+          </w:p>
+        </w:tc>
+        <w:tc>
+          <w:tcPr/>
+          <w:p>
+            <w:pPr>
+              <w:pStyle w:val="Compact"/>
+              <w:jc w:val="left"/>
+            </w:pPr>
+            <w:r>
+              <w:t xml:space="preserve">(0.064)</w:t>
+            </w:r>
+          </w:p>
+        </w:tc>
+        <w:tc>
+          <w:tcPr/>
+          <w:p>
+            <w:pPr>
+              <w:pStyle w:val="Compact"/>
+              <w:jc w:val="left"/>
+            </w:pPr>
+            <w:r>
+              <w:t xml:space="preserve">(0.047)</w:t>
             </w:r>
           </w:p>
         </w:tc>
@@ -218,19 +218,19 @@
               <w:jc w:val="left"/>
             </w:pPr>
             <w:r>
-              <w:t xml:space="preserve">1.278***</w:t>
-            </w:r>
-          </w:p>
-        </w:tc>
-        <w:tc>
-          <w:tcPr/>
-          <w:p>
-            <w:pPr>
-              <w:pStyle w:val="Compact"/>
-              <w:jc w:val="left"/>
-            </w:pPr>
-            <w:r>
-              <w:t xml:space="preserve">1.185***</w:t>
+              <w:t xml:space="preserve">1.279***</w:t>
+            </w:r>
+          </w:p>
+        </w:tc>
+        <w:tc>
+          <w:tcPr/>
+          <w:p>
+            <w:pPr>
+              <w:pStyle w:val="Compact"/>
+              <w:jc w:val="left"/>
+            </w:pPr>
+            <w:r>
+              <w:t xml:space="preserve">1.186***</w:t>
             </w:r>
           </w:p>
         </w:tc>
@@ -342,7 +342,7 @@
               <w:jc w:val="left"/>
             </w:pPr>
             <w:r>
-              <w:t xml:space="preserve">0.100</w:t>
+              <w:t xml:space="preserve">0.099</w:t>
             </w:r>
           </w:p>
         </w:tc>
@@ -454,7 +454,7 @@
               <w:jc w:val="left"/>
             </w:pPr>
             <w:r>
-              <w:t xml:space="preserve">0.058</w:t>
+              <w:t xml:space="preserve">0.055</w:t>
             </w:r>
           </w:p>
         </w:tc>
@@ -496,7 +496,7 @@
               <w:jc w:val="left"/>
             </w:pPr>
             <w:r>
-              <w:t xml:space="preserve">(0.397)</w:t>
+              <w:t xml:space="preserve">(0.396)</w:t>
             </w:r>
           </w:p>
         </w:tc>
@@ -562,19 +562,19 @@
               <w:jc w:val="left"/>
             </w:pPr>
             <w:r>
-              <w:t xml:space="preserve">0.269**</w:t>
-            </w:r>
-          </w:p>
-        </w:tc>
-        <w:tc>
-          <w:tcPr/>
-          <w:p>
-            <w:pPr>
-              <w:pStyle w:val="Compact"/>
-              <w:jc w:val="left"/>
-            </w:pPr>
-            <w:r>
-              <w:t xml:space="preserve">0.267**</w:t>
+              <w:t xml:space="preserve">0.268**</w:t>
+            </w:r>
+          </w:p>
+        </w:tc>
+        <w:tc>
+          <w:tcPr/>
+          <w:p>
+            <w:pPr>
+              <w:pStyle w:val="Compact"/>
+              <w:jc w:val="left"/>
+            </w:pPr>
+            <w:r>
+              <w:t xml:space="preserve">0.268**</w:t>
             </w:r>
           </w:p>
         </w:tc>
@@ -612,7 +612,7 @@
               <w:jc w:val="left"/>
             </w:pPr>
             <w:r>
-              <w:t xml:space="preserve">(0.094)</w:t>
+              <w:t xml:space="preserve">(0.093)</w:t>
             </w:r>
           </w:p>
         </w:tc>
@@ -882,7 +882,7 @@
               <w:jc w:val="left"/>
             </w:pPr>
             <w:r>
-              <w:t xml:space="preserve">-0.076</w:t>
+              <w:t xml:space="preserve">-0.079</w:t>
             </w:r>
           </w:p>
         </w:tc>
@@ -978,7 +978,7 @@
               <w:jc w:val="left"/>
             </w:pPr>
             <w:r>
-              <w:t xml:space="preserve">-0.043</w:t>
+              <w:t xml:space="preserve">-0.044</w:t>
             </w:r>
           </w:p>
         </w:tc>
@@ -1024,7 +1024,7 @@
               <w:jc w:val="left"/>
             </w:pPr>
             <w:r>
-              <w:t xml:space="preserve">(0.080)</w:t>
+              <w:t xml:space="preserve">(0.081)</w:t>
             </w:r>
           </w:p>
         </w:tc>
@@ -1432,13 +1432,13 @@
               <w:jc w:val="left"/>
             </w:pPr>
             <w:r>
-              <w:t xml:space="preserve">Outcome: log sales. Main models use country fixed effects and sector controls. Survey weights applied.</w:t>
+              <w:t xml:space="preserve">Outcome: log sales. Main explanatory variable is a PCA-based competition pressure index. Main models use country fixed</w:t>
             </w:r>
             <w:r>
               <w:t xml:space="preserve"> </w:t>
             </w:r>
             <w:r>
-              <w:t xml:space="preserve">Standard errors clustered at country level.</w:t>
+              <w:t xml:space="preserve">effects and sector controls. Survey weights applied. Standard errors clustered at country level.</w:t>
             </w:r>
           </w:p>
         </w:tc>
